--- a/backend/temas_archivos/examen_6/aritmetica/aritmetica_pregunta_18.docx
+++ b/backend/temas_archivos/examen_6/aritmetica/aritmetica_pregunta_18.docx
@@ -1,229 +1,229 @@
 
 <file path=word/document.xml><?xml version="1.0" encoding="utf-8"?>
-<ns0:document xmlns:ns0="http://schemas.openxmlformats.org/wordprocessingml/2006/main" xmlns:ns1="http://schemas.openxmlformats.org/markup-compatibility/2006" xmlns:ns2="http://schemas.microsoft.com/office/word/2010/wordml" xmlns:ns3="http://schemas.openxmlformats.org/officeDocument/2006/math" xmlns:ns4="http://schemas.openxmlformats.org/officeDocument/2006/relationships" ns1:Ignorable="w14 w15 w16se w16cid w16 w16cex w16sdtdh w16sdtfl w16du wp14">
-  <ns0:body>
-    <ns0:p ns2:paraId="6F7A926A" ns2:textId="77777777">
-      <ns0:pPr>
-        <ns0:pStyle ns0:val="Prrafodelista"/>
-        <ns0:numPr>
-          <ns0:ilvl ns0:val="0"/>
-          <ns0:numId ns0:val="1"/>
-        </ns0:numPr>
-        <ns0:jc ns0:val="both"/>
-        <ns0:rPr>
-          <ns0:rFonts ns0:ascii="Times New Roman" ns0:hAnsi="Times New Roman" ns0:cs="Times New Roman"/>
-          <ns0:sz ns0:val="24"/>
-          <ns0:szCs ns0:val="24"/>
-        </ns0:rPr>
-      </ns0:pPr>
-      <ns0:r>
-        <ns0:rPr>
-          <ns0:rFonts ns0:ascii="Times New Roman" ns0:hAnsi="Times New Roman" ns0:cs="Times New Roman"/>
-          <ns0:sz ns0:val="24"/>
-          <ns0:szCs ns0:val="24"/>
-        </ns0:rPr>
-        <ns0:lastRenderedPageBreak/>
-        <ns0:t xml:space="preserve">Se tiene tres toneles de vino que tienen </ns0:t>
-      </ns0:r>
-      <ns3:oMath>
-        <ns3:r>
-          <ns0:rPr>
-            <ns0:rFonts ns0:ascii="Cambria Math" ns0:hAnsi="Cambria Math" ns0:cs="Times New Roman"/>
-            <ns0:sz ns0:val="24"/>
-            <ns0:szCs ns0:val="24"/>
-          </ns0:rPr>
-          <ns3:t>360</ns3:t>
-        </ns3:r>
-      </ns3:oMath>
-      <ns0:r>
-        <ns0:rPr>
-          <ns0:rFonts ns0:ascii="Times New Roman" ns0:hAnsi="Times New Roman" ns0:cs="Times New Roman"/>
-          <ns0:sz ns0:val="24"/>
-          <ns0:szCs ns0:val="24"/>
-        </ns0:rPr>
-        <ns0:t xml:space="preserve">, </ns0:t>
-      </ns0:r>
-      <ns3:oMath>
-        <ns3:r>
-          <ns0:rPr>
-            <ns0:rFonts ns0:ascii="Cambria Math" ns0:hAnsi="Cambria Math" ns0:cs="Times New Roman"/>
-            <ns0:sz ns0:val="24"/>
-            <ns0:szCs ns0:val="24"/>
-          </ns0:rPr>
-          <ns3:t>240</ns3:t>
-        </ns3:r>
-      </ns3:oMath>
-      <ns0:r>
-        <ns0:rPr>
-          <ns0:rFonts ns0:ascii="Times New Roman" ns0:hAnsi="Times New Roman" ns0:cs="Times New Roman"/>
-          <ns0:sz ns0:val="24"/>
-          <ns0:szCs ns0:val="24"/>
-        </ns0:rPr>
-        <ns0:t xml:space="preserve"> y </ns0:t>
-      </ns0:r>
-      <ns3:oMath>
-        <ns3:r>
-          <ns0:rPr>
-            <ns0:rFonts ns0:ascii="Cambria Math" ns0:hAnsi="Cambria Math" ns0:cs="Times New Roman"/>
-            <ns0:sz ns0:val="24"/>
-            <ns0:szCs ns0:val="24"/>
-          </ns0:rPr>
-          <ns3:t>576</ns3:t>
-        </ns3:r>
-      </ns3:oMath>
-      <ns0:r>
-        <ns0:rPr>
-          <ns0:rFonts ns0:ascii="Times New Roman" ns0:hAnsi="Times New Roman" ns0:cs="Times New Roman"/>
-          <ns0:sz ns0:val="24"/>
-          <ns0:szCs ns0:val="24"/>
-        </ns0:rPr>
-        <ns0:t xml:space="preserve"> litros de vino de diferente calidad y se desea envasarlos en bidones de igual capacidad ¿cuál es la menor cantidad de bidones que se usarán, de modo que no se desperdicie vino, además el volumen del bidón está expresado en números enteros de litros y los vinos de diferente calidad no se deben mezclar? </ns0:t>
-      </ns0:r>
-    </ns0:p>
-    <ns0:p ns2:paraId="4C4FD542" ns2:textId="77777777">
-      <ns0:pPr>
-        <ns0:pStyle ns0:val="Prrafodelista"/>
-        <ns0:rPr>
-          <ns0:rFonts ns0:ascii="Times New Roman" ns0:hAnsi="Times New Roman" ns0:cs="Times New Roman"/>
-          <ns0:sz ns0:val="24"/>
-          <ns0:szCs ns0:val="24"/>
-        </ns0:rPr>
-      </ns0:pPr>
-    </ns0:p>
-    <ns0:p ns2:paraId="2DB51C6B" ns2:textId="77777777">
-      <ns0:pPr>
-        <ns0:pStyle ns0:val="Prrafodelista"/>
-        <ns0:numPr>
-          <ns0:ilvl ns0:val="0"/>
-          <ns0:numId ns0:val="17"/>
-        </ns0:numPr>
-        <ns0:rPr>
-          <ns0:rFonts ns0:ascii="Times New Roman" ns0:hAnsi="Times New Roman" ns0:cs="Times New Roman"/>
-          <ns0:sz ns0:val="24"/>
-          <ns0:szCs ns0:val="24"/>
-          <ns0:highlight ns0:val="yellow"/>
-        </ns0:rPr>
-      </ns0:pPr>
-      <ns0:r>
-        <ns0:rPr>
-          <ns0:rFonts ns0:ascii="Times New Roman" ns0:hAnsi="Times New Roman" ns0:cs="Times New Roman"/>
-          <ns0:sz ns0:val="24"/>
-          <ns0:szCs ns0:val="24"/>
-          <ns0:highlight ns0:val="yellow"/>
-        </ns0:rPr>
-        <ns0:t>49</ns0:t>
-      </ns0:r>
-    </ns0:p>
-    <ns0:p ns2:paraId="18100DBD" ns2:textId="77777777">
-      <ns0:pPr>
-        <ns0:pStyle ns0:val="Prrafodelista"/>
-        <ns0:numPr>
-          <ns0:ilvl ns0:val="0"/>
-          <ns0:numId ns0:val="17"/>
-        </ns0:numPr>
-        <ns0:rPr>
-          <ns0:rFonts ns0:ascii="Times New Roman" ns0:hAnsi="Times New Roman" ns0:cs="Times New Roman"/>
-          <ns0:sz ns0:val="24"/>
-          <ns0:szCs ns0:val="24"/>
-        </ns0:rPr>
-      </ns0:pPr>
-      <ns0:r>
-        <ns0:rPr>
-          <ns0:rFonts ns0:ascii="Times New Roman" ns0:hAnsi="Times New Roman" ns0:cs="Times New Roman"/>
-          <ns0:sz ns0:val="24"/>
-          <ns0:szCs ns0:val="24"/>
-        </ns0:rPr>
-        <ns0:t>45</ns0:t>
-      </ns0:r>
-    </ns0:p>
-    <ns0:p ns2:paraId="3AEBCF79" ns2:textId="77777777">
-      <ns0:pPr>
-        <ns0:pStyle ns0:val="Prrafodelista"/>
-        <ns0:numPr>
-          <ns0:ilvl ns0:val="0"/>
-          <ns0:numId ns0:val="17"/>
-        </ns0:numPr>
-        <ns0:rPr>
-          <ns0:rFonts ns0:ascii="Times New Roman" ns0:hAnsi="Times New Roman" ns0:cs="Times New Roman"/>
-          <ns0:sz ns0:val="24"/>
-          <ns0:szCs ns0:val="24"/>
-        </ns0:rPr>
-      </ns0:pPr>
-      <ns0:r>
-        <ns0:rPr>
-          <ns0:rFonts ns0:ascii="Times New Roman" ns0:hAnsi="Times New Roman" ns0:cs="Times New Roman"/>
-          <ns0:sz ns0:val="24"/>
-          <ns0:szCs ns0:val="24"/>
-        </ns0:rPr>
-        <ns0:t>40</ns0:t>
-      </ns0:r>
-    </ns0:p>
-    <ns0:p ns2:paraId="03831733" ns2:textId="77777777">
-      <ns0:pPr>
-        <ns0:pStyle ns0:val="Prrafodelista"/>
-        <ns0:numPr>
-          <ns0:ilvl ns0:val="0"/>
-          <ns0:numId ns0:val="17"/>
-        </ns0:numPr>
-        <ns0:rPr>
-          <ns0:rFonts ns0:ascii="Times New Roman" ns0:hAnsi="Times New Roman" ns0:cs="Times New Roman"/>
-          <ns0:sz ns0:val="24"/>
-          <ns0:szCs ns0:val="24"/>
-        </ns0:rPr>
-      </ns0:pPr>
-      <ns0:r>
-        <ns0:rPr>
-          <ns0:rFonts ns0:ascii="Times New Roman" ns0:hAnsi="Times New Roman" ns0:cs="Times New Roman"/>
-          <ns0:sz ns0:val="24"/>
-          <ns0:szCs ns0:val="24"/>
-        </ns0:rPr>
-        <ns0:t>50</ns0:t>
-      </ns0:r>
-    </ns0:p>
-    <ns0:p ns2:paraId="571DA285" ns2:textId="77777777">
-      <ns0:pPr>
-        <ns0:pStyle ns0:val="Prrafodelista"/>
-        <ns0:numPr>
-          <ns0:ilvl ns0:val="0"/>
-          <ns0:numId ns0:val="17"/>
-        </ns0:numPr>
-        <ns0:rPr>
-          <ns0:rFonts ns0:ascii="Times New Roman" ns0:hAnsi="Times New Roman" ns0:cs="Times New Roman"/>
-          <ns0:sz ns0:val="24"/>
-          <ns0:szCs ns0:val="24"/>
-        </ns0:rPr>
-      </ns0:pPr>
-      <ns0:r>
-        <ns0:rPr>
-          <ns0:rFonts ns0:ascii="Times New Roman" ns0:hAnsi="Times New Roman" ns0:cs="Times New Roman"/>
-          <ns0:sz ns0:val="24"/>
-          <ns0:szCs ns0:val="24"/>
-        </ns0:rPr>
-        <ns0:t>51</ns0:t>
-      </ns0:r>
-    </ns0:p>
-    <ns0:p ns2:paraId="26F09B7D" ns2:textId="77777777">
-      <ns0:pPr>
-        <ns0:pStyle ns0:val="Prrafodelista"/>
-        <ns0:ind ns0:left="1080"/>
-        <ns0:rPr>
-          <ns0:rFonts ns0:ascii="Times New Roman" ns0:hAnsi="Times New Roman" ns0:cs="Times New Roman"/>
-          <ns0:sz ns0:val="24"/>
-          <ns0:szCs ns0:val="24"/>
-        </ns0:rPr>
-      </ns0:pPr>
-    </ns0:p>
-    <ns0:p/>
-    <ns0:sectPr ns0:rsidR="006C372E" ns0:rsidRPr="00751676" ns0:rsidSect="00544F5E">
-      <ns0:headerReference ns0:type="default" ns4:id="rId19"/>
-      <ns0:footerReference ns0:type="default" ns4:id="rId20"/>
-      <ns0:pgSz ns0:w="12242" ns0:h="18722"/>
-      <ns0:pgMar ns0:top="1134" ns0:right="1134" ns0:bottom="1134" ns0:left="1134" ns0:header="709" ns0:footer="709" ns0:gutter="0"/>
-      <ns0:cols ns0:space="708"/>
-      <ns0:docGrid ns0:linePitch="360"/>
-    </ns0:sectPr>
-  </ns0:body>
-</ns0:document>
+<w:document xmlns:m="http://schemas.openxmlformats.org/officeDocument/2006/math" xmlns:mc="http://schemas.openxmlformats.org/markup-compatibility/2006" xmlns:ns2="http://schemas.microsoft.com/office/word/2010/wordml" xmlns:r="http://schemas.openxmlformats.org/officeDocument/2006/relationships" xmlns:w="http://schemas.openxmlformats.org/wordprocessingml/2006/main" mc:Ignorable="w14 w15 w16se w16cid w16 w16cex w16sdtdh w16sdtfl w16du wp14">
+  <w:body>
+    <w:p ns2:paraId="6F7A926A" ns2:textId="77777777">
+      <w:pPr>
+        <w:pStyle w:val="Prrafodelista"/>
+        <w:numPr>
+          <w:ilvl w:val="0"/>
+          <w:numId w:val="1"/>
+        </w:numPr>
+        <w:jc w:val="both"/>
+        <w:rPr>
+          <w:rFonts w:ascii="Times New Roman" w:hAnsi="Times New Roman" w:cs="Times New Roman"/>
+          <w:sz w:val="24"/>
+          <w:szCs w:val="24"/>
+        </w:rPr>
+      </w:pPr>
+      <w:r>
+        <w:rPr>
+          <w:rFonts w:ascii="Times New Roman" w:hAnsi="Times New Roman" w:cs="Times New Roman"/>
+          <w:sz w:val="24"/>
+          <w:szCs w:val="24"/>
+        </w:rPr>
+        <w:lastRenderedPageBreak/>
+        <w:t xml:space="preserve">Se tiene tres toneles de vino que tienen </w:t>
+      </w:r>
+      <m:oMath>
+        <m:r>
+          <w:rPr>
+            <w:rFonts w:ascii="Cambria Math" w:hAnsi="Cambria Math" w:cs="Times New Roman"/>
+            <w:sz w:val="24"/>
+            <w:szCs w:val="24"/>
+          </w:rPr>
+          <m:t>360</m:t>
+        </m:r>
+      </m:oMath>
+      <w:r>
+        <w:rPr>
+          <w:rFonts w:ascii="Times New Roman" w:hAnsi="Times New Roman" w:cs="Times New Roman"/>
+          <w:sz w:val="24"/>
+          <w:szCs w:val="24"/>
+        </w:rPr>
+        <w:t xml:space="preserve">, </w:t>
+      </w:r>
+      <m:oMath>
+        <m:r>
+          <w:rPr>
+            <w:rFonts w:ascii="Cambria Math" w:hAnsi="Cambria Math" w:cs="Times New Roman"/>
+            <w:sz w:val="24"/>
+            <w:szCs w:val="24"/>
+          </w:rPr>
+          <m:t>240</m:t>
+        </m:r>
+      </m:oMath>
+      <w:r>
+        <w:rPr>
+          <w:rFonts w:ascii="Times New Roman" w:hAnsi="Times New Roman" w:cs="Times New Roman"/>
+          <w:sz w:val="24"/>
+          <w:szCs w:val="24"/>
+        </w:rPr>
+        <w:t xml:space="preserve"> y </w:t>
+      </w:r>
+      <m:oMath>
+        <m:r>
+          <w:rPr>
+            <w:rFonts w:ascii="Cambria Math" w:hAnsi="Cambria Math" w:cs="Times New Roman"/>
+            <w:sz w:val="24"/>
+            <w:szCs w:val="24"/>
+          </w:rPr>
+          <m:t>576</m:t>
+        </m:r>
+      </m:oMath>
+      <w:r>
+        <w:rPr>
+          <w:rFonts w:ascii="Times New Roman" w:hAnsi="Times New Roman" w:cs="Times New Roman"/>
+          <w:sz w:val="24"/>
+          <w:szCs w:val="24"/>
+        </w:rPr>
+        <w:t xml:space="preserve"> litros de vino de diferente calidad y se desea envasarlos en bidones de igual capacidad ¿cuál es la menor cantidad de bidones que se usarán, de modo que no se desperdicie vino, además el volumen del bidón está expresado en números enteros de litros y los vinos de diferente calidad no se deben mezclar? </w:t>
+      </w:r>
+    </w:p>
+    <w:p ns2:paraId="4C4FD542" ns2:textId="77777777">
+      <w:pPr>
+        <w:pStyle w:val="Prrafodelista"/>
+        <w:rPr>
+          <w:rFonts w:ascii="Times New Roman" w:hAnsi="Times New Roman" w:cs="Times New Roman"/>
+          <w:sz w:val="24"/>
+          <w:szCs w:val="24"/>
+        </w:rPr>
+      </w:pPr>
+    </w:p>
+    <w:p ns2:paraId="2DB51C6B" ns2:textId="77777777">
+      <w:pPr>
+        <w:pStyle w:val="Prrafodelista"/>
+        <w:numPr>
+          <w:ilvl w:val="0"/>
+          <w:numId w:val="17"/>
+        </w:numPr>
+        <w:rPr>
+          <w:rFonts w:ascii="Times New Roman" w:hAnsi="Times New Roman" w:cs="Times New Roman"/>
+          <w:sz w:val="24"/>
+          <w:szCs w:val="24"/>
+          <w:highlight w:val="yellow"/>
+        </w:rPr>
+      </w:pPr>
+      <w:r>
+        <w:rPr>
+          <w:rFonts w:ascii="Times New Roman" w:hAnsi="Times New Roman" w:cs="Times New Roman"/>
+          <w:sz w:val="24"/>
+          <w:szCs w:val="24"/>
+          <w:highlight w:val="yellow"/>
+        </w:rPr>
+        <w:t>49</w:t>
+      </w:r>
+    </w:p>
+    <w:p ns2:paraId="18100DBD" ns2:textId="77777777">
+      <w:pPr>
+        <w:pStyle w:val="Prrafodelista"/>
+        <w:numPr>
+          <w:ilvl w:val="0"/>
+          <w:numId w:val="17"/>
+        </w:numPr>
+        <w:rPr>
+          <w:rFonts w:ascii="Times New Roman" w:hAnsi="Times New Roman" w:cs="Times New Roman"/>
+          <w:sz w:val="24"/>
+          <w:szCs w:val="24"/>
+        </w:rPr>
+      </w:pPr>
+      <w:r>
+        <w:rPr>
+          <w:rFonts w:ascii="Times New Roman" w:hAnsi="Times New Roman" w:cs="Times New Roman"/>
+          <w:sz w:val="24"/>
+          <w:szCs w:val="24"/>
+        </w:rPr>
+        <w:t>45</w:t>
+      </w:r>
+    </w:p>
+    <w:p ns2:paraId="3AEBCF79" ns2:textId="77777777">
+      <w:pPr>
+        <w:pStyle w:val="Prrafodelista"/>
+        <w:numPr>
+          <w:ilvl w:val="0"/>
+          <w:numId w:val="17"/>
+        </w:numPr>
+        <w:rPr>
+          <w:rFonts w:ascii="Times New Roman" w:hAnsi="Times New Roman" w:cs="Times New Roman"/>
+          <w:sz w:val="24"/>
+          <w:szCs w:val="24"/>
+        </w:rPr>
+      </w:pPr>
+      <w:r>
+        <w:rPr>
+          <w:rFonts w:ascii="Times New Roman" w:hAnsi="Times New Roman" w:cs="Times New Roman"/>
+          <w:sz w:val="24"/>
+          <w:szCs w:val="24"/>
+        </w:rPr>
+        <w:t>40</w:t>
+      </w:r>
+    </w:p>
+    <w:p ns2:paraId="03831733" ns2:textId="77777777">
+      <w:pPr>
+        <w:pStyle w:val="Prrafodelista"/>
+        <w:numPr>
+          <w:ilvl w:val="0"/>
+          <w:numId w:val="17"/>
+        </w:numPr>
+        <w:rPr>
+          <w:rFonts w:ascii="Times New Roman" w:hAnsi="Times New Roman" w:cs="Times New Roman"/>
+          <w:sz w:val="24"/>
+          <w:szCs w:val="24"/>
+        </w:rPr>
+      </w:pPr>
+      <w:r>
+        <w:rPr>
+          <w:rFonts w:ascii="Times New Roman" w:hAnsi="Times New Roman" w:cs="Times New Roman"/>
+          <w:sz w:val="24"/>
+          <w:szCs w:val="24"/>
+        </w:rPr>
+        <w:t>50</w:t>
+      </w:r>
+    </w:p>
+    <w:p ns2:paraId="571DA285" ns2:textId="77777777">
+      <w:pPr>
+        <w:pStyle w:val="Prrafodelista"/>
+        <w:numPr>
+          <w:ilvl w:val="0"/>
+          <w:numId w:val="17"/>
+        </w:numPr>
+        <w:rPr>
+          <w:rFonts w:ascii="Times New Roman" w:hAnsi="Times New Roman" w:cs="Times New Roman"/>
+          <w:sz w:val="24"/>
+          <w:szCs w:val="24"/>
+        </w:rPr>
+      </w:pPr>
+      <w:r>
+        <w:rPr>
+          <w:rFonts w:ascii="Times New Roman" w:hAnsi="Times New Roman" w:cs="Times New Roman"/>
+          <w:sz w:val="24"/>
+          <w:szCs w:val="24"/>
+        </w:rPr>
+        <w:t>51</w:t>
+      </w:r>
+    </w:p>
+    <w:p ns2:paraId="26F09B7D" ns2:textId="77777777">
+      <w:pPr>
+        <w:pStyle w:val="Prrafodelista"/>
+        <w:ind w:left="1080"/>
+        <w:rPr>
+          <w:rFonts w:ascii="Times New Roman" w:hAnsi="Times New Roman" w:cs="Times New Roman"/>
+          <w:sz w:val="24"/>
+          <w:szCs w:val="24"/>
+        </w:rPr>
+      </w:pPr>
+    </w:p>
+    <w:p/>
+    <w:sectPr>
+      <w:headerReference w:type="default" r:id="rId19"/>
+      <w:footerReference w:type="default" r:id="rId20"/>
+      <w:pgSz w:w="12242" w:h="18722"/>
+      <w:pgMar w:top="1134" w:right="1134" w:bottom="1134" w:left="1134" w:header="709" w:footer="709" w:gutter="0"/>
+      <w:cols w:space="708"/>
+      <w:docGrid w:linePitch="360"/>
+    </w:sectPr>
+  </w:body>
+</w:document>
 </file>
 
 <file path=word/endnotes.xml><?xml version="1.0" encoding="utf-8"?>
